--- a/word_reports/LP_0122_위치_104_Deep Purple_MACHINE HEAD.docx
+++ b/word_reports/LP_0122_위치_104_Deep Purple_MACHINE HEAD.docx
@@ -4,7 +4,7 @@
   <w:body>
     <w:p>
       <w:pPr>
-        <w:spacing w:after="280"/>
+        <w:spacing w:after="80"/>
       </w:pPr>
       <w:r>
         <w:rPr w:rFonts="맑은 고딕">
@@ -13,94 +13,47 @@
           <w:color w:val="1E3A8A"/>
           <w:sz w:val="30"/>
         </w:rPr>
-        <w:t>[104] Deep Purple - MACHINE HEAD</w:t>
+        <w:t>Deep Purple (딥 퍼플) - MACHINE HEAD</w:t>
       </w:r>
     </w:p>
     <w:p>
       <w:pPr>
-        <w:spacing w:after="320"/>
+        <w:spacing w:after="240"/>
       </w:pPr>
       <w:r>
         <w:rPr w:rFonts="맑은 고딕">
           <w:rFonts w:ascii="맑은 고딕" w:hAnsi="맑은 고딕" w:eastAsia="맑은 고딕"/>
           <w:b/>
-          <w:sz w:val="20"/>
+          <w:color w:val="4B5563"/>
+          <w:sz w:val="22"/>
         </w:rPr>
-        <w:t>■ 위치 : 104</w:t>
-        <w:br/>
-      </w:r>
-      <w:r>
-        <w:rPr w:rFonts="맑은 고딕">
-          <w:rFonts w:ascii="맑은 고딕" w:hAnsi="맑은 고딕" w:eastAsia="맑은 고딕"/>
-          <w:b/>
-          <w:sz w:val="20"/>
-        </w:rPr>
-        <w:t>■ 아티스트 : Deep Purple</w:t>
-        <w:br/>
-      </w:r>
-      <w:r>
-        <w:rPr w:rFonts="맑은 고딕">
-          <w:rFonts w:ascii="맑은 고딕" w:hAnsi="맑은 고딕" w:eastAsia="맑은 고딕"/>
-          <w:b/>
-          <w:sz w:val="20"/>
-        </w:rPr>
-        <w:t>■ 앨범명 : MACHINE HEAD</w:t>
-        <w:br/>
-      </w:r>
-      <w:r>
-        <w:rPr w:rFonts="맑은 고딕">
-          <w:rFonts w:ascii="맑은 고딕" w:hAnsi="맑은 고딕" w:eastAsia="맑은 고딕"/>
-          <w:b w:val="0"/>
-          <w:sz w:val="20"/>
-        </w:rPr>
-        <w:t>■ 음반 레이블 : Purple Records (북미: Warner Bros. Records)</w:t>
-        <w:br/>
-      </w:r>
-      <w:r>
-        <w:rPr w:rFonts="맑은 고딕">
-          <w:rFonts w:ascii="맑은 고딕" w:hAnsi="맑은 고딕" w:eastAsia="맑은 고딕"/>
-          <w:b w:val="0"/>
-          <w:sz w:val="20"/>
-        </w:rPr>
-        <w:t>■ 발매년도 : 1972</w:t>
-        <w:br/>
-      </w:r>
-      <w:r>
-        <w:rPr w:rFonts="맑은 고딕">
-          <w:rFonts w:ascii="맑은 고딕" w:hAnsi="맑은 고딕" w:eastAsia="맑은 고딕"/>
-          <w:b w:val="0"/>
-          <w:sz w:val="20"/>
-        </w:rPr>
-        <w:t>■ 장르 : 하드 록 (Hard Rock), 프로토 헤비메탈 (Proto-Heavy Metal)</w:t>
-        <w:br/>
-      </w:r>
-      <w:r>
-        <w:rPr w:rFonts="맑은 고딕">
-          <w:rFonts w:ascii="맑은 고딕" w:hAnsi="맑은 고딕" w:eastAsia="맑은 고딕"/>
-          <w:b w:val="0"/>
-          <w:sz w:val="20"/>
-        </w:rPr>
-        <w:t>■ 주요 수록곡 : Highway Star, Smoke on the Water, Lazy, Space Truckin', Pictures of Home</w:t>
-        <w:br/>
+        <w:t>위치 :  104</w:t>
       </w:r>
     </w:p>
     <w:p>
       <w:pPr>
-        <w:spacing w:after="160"/>
+        <w:spacing w:line="324" w:lineRule="auto" w:before="80" w:after="160"/>
       </w:pPr>
       <w:r>
         <w:rPr w:rFonts="맑은 고딕">
           <w:rFonts w:ascii="맑은 고딕" w:hAnsi="맑은 고딕" w:eastAsia="맑은 고딕"/>
           <w:b/>
           <w:color w:val="1F2937"/>
-          <w:sz w:val="24"/>
+          <w:sz w:val="22"/>
         </w:rPr>
-        <w:t>■ 음반 해설 및 감상 가이드</w:t>
+        <w:t xml:space="preserve">[음반 소개] </w:t>
+      </w:r>
+      <w:r>
+        <w:rPr w:rFonts="맑은 고딕">
+          <w:rFonts w:ascii="맑은 고딕" w:hAnsi="맑은 고딕" w:eastAsia="맑은 고딕"/>
+          <w:b w:val="0"/>
+          <w:sz w:val="21"/>
+        </w:rPr>
       </w:r>
     </w:p>
     <w:p>
       <w:pPr>
-        <w:spacing w:line="312" w:lineRule="auto" w:after="120"/>
+        <w:spacing w:line="324" w:lineRule="auto" w:after="120"/>
       </w:pPr>
       <w:r>
         <w:rPr w:rFonts="맑은 고딕">
@@ -108,51 +61,516 @@
           <w:b w:val="0"/>
           <w:sz w:val="21"/>
         </w:rPr>
-        <w:t>영국 하드 록의 거두 딥 퍼플(Deep Purple)이 1972년에 발표한 여섯 번째 정규 앨범 《Machine Head》는 록 역사상 가장 위대한 명반 중 하나이자, 헤비메탈이라는 장르의 기틀을 확립한 시대를 초월한 걸작입니다. 딥 퍼플의 가장 찬란했던 전성기 라인업인 ‘마크 II(Mark II: 이안 길런, 리치 블랙모어, 존 로드, 로저 글로버, 이안 페이스)’가 완성한 이 음반은, 스위스 몽트뢰의 그랜드 호텔에서 롤링 스톤스 이동식 스튜디오(Rolling Stones Mobile Studio)를 이용해 녹음되었습니다. 카지노 화재 사건이라는 위기를 기회로 바꾸며 탄생한 이 앨범은 하드 록이 도달할 수 있는 최상의 테크닉과 음악적 승화 형태를 격조 높게 보여줍니다.</w:t>
+        <w:t>1972년 봄, 록 음악의 거대한 분수령을 이루며 세상에 울려 퍼진 딥 퍼플의 『MACHINE HEAD』는 하드 록과 헤비메탈의 문법을 정초한 불멸의 걸작입니다. 스위스 몽트뢰의 서늘한 호숫가에서 피어오른 불꽃과 연기 속에서 잉태된 이 음반은, 클래식의 엄격한 형식미와 블루스의 원초적 폭발력을 결합하여 록 음악을 예술적 차원으로 끌어올렸습니다. 리치 블랙모어의 날카로운 스트라토캐스터 기타와 존 로드의 웅장한 해먼드 오르간, 그리고 이언 길런의 포효하는 보컬이 빚어내는 완벽한 조화는 반세기가 흐른 지금까지도 가슴 벅찬 전율과 숭고한 카타르시스를 선사합니다. 청명한 아날로그 그루브 속에서 숨 쉬는 이 앨범은 시대를 초월하여 영원히 박동하는 록의 심장이자, 클래식과 록 애호가 모두의 서재에 반드시 헌정되어야 할 기념비적 유산입니다.</w:t>
       </w:r>
     </w:p>
     <w:p>
       <w:pPr>
-        <w:spacing w:line="312" w:lineRule="auto" w:after="120"/>
+        <w:spacing w:line="324" w:lineRule="auto" w:before="200" w:after="80"/>
       </w:pPr>
+      <w:r>
+        <w:rPr w:rFonts="맑은 고딕">
+          <w:rFonts w:ascii="맑은 고딕" w:hAnsi="맑은 고딕" w:eastAsia="맑은 고딕"/>
+          <w:b/>
+          <w:color w:val="1E3A8A"/>
+          <w:sz w:val="24"/>
+        </w:rPr>
+        <w:t>1. 음반 데이터</w:t>
+      </w:r>
+    </w:p>
+    <w:p>
+      <w:pPr>
+        <w:spacing w:line="324" w:lineRule="auto" w:after="80"/>
+      </w:pPr>
+      <w:r>
+        <w:rPr w:rFonts="맑은 고딕">
+          <w:rFonts w:ascii="맑은 고딕" w:hAnsi="맑은 고딕" w:eastAsia="맑은 고딕"/>
+          <w:b w:val="0"/>
+          <w:color w:val="6B7280"/>
+          <w:sz w:val="21"/>
+        </w:rPr>
+        <w:t xml:space="preserve">· </w:t>
+      </w:r>
+      <w:r>
+        <w:rPr w:rFonts="맑은 고딕">
+          <w:rFonts w:ascii="맑은 고딕" w:hAnsi="맑은 고딕" w:eastAsia="맑은 고딕"/>
+          <w:b/>
+          <w:color w:val="1F2937"/>
+          <w:sz w:val="21"/>
+        </w:rPr>
+        <w:t xml:space="preserve">앨범명: </w:t>
+      </w:r>
       <w:r>
         <w:rPr w:rFonts="맑은 고딕">
           <w:rFonts w:ascii="맑은 고딕" w:hAnsi="맑은 고딕" w:eastAsia="맑은 고딕"/>
           <w:b w:val="0"/>
           <w:sz w:val="21"/>
         </w:rPr>
-        <w:t>이 앨범의 음악적 가치는 정교한 클래시컬 미학과 야생적인 록 에너지의 완벽한 결합에 있습니다. 리치 블랙모어의 날카로우면서도 정갈한 펜타토닉 및 바흐풍 스케일의 기타 솔로, 그리고 마샬 앰프에 연결하여 일렉트릭 기타 못지않은 육중한 톤을 연출한 존 로드의 해몬드 오르간 연주는 당대 록 씬에 거대한 충격을 주었습니다. 여기에 이안 길런의 폭발적인 하이톤 샤우팅과 이안 페이스, 로저 글로버가 구축한 견고하고 스피디한 리듬 섹션이 더해져, 딥 퍼플만의 독보적인 사운드 스펙트럼을 완성해 냈습니다.</w:t>
+        <w:t>MACHINE HEAD</w:t>
       </w:r>
     </w:p>
     <w:p>
       <w:pPr>
-        <w:spacing w:line="312" w:lineRule="auto" w:after="120"/>
+        <w:spacing w:line="324" w:lineRule="auto" w:after="80"/>
       </w:pPr>
+      <w:r>
+        <w:rPr w:rFonts="맑은 고딕">
+          <w:rFonts w:ascii="맑은 고딕" w:hAnsi="맑은 고딕" w:eastAsia="맑은 고딕"/>
+          <w:b w:val="0"/>
+          <w:color w:val="6B7280"/>
+          <w:sz w:val="21"/>
+        </w:rPr>
+        <w:t xml:space="preserve">· </w:t>
+      </w:r>
+      <w:r>
+        <w:rPr w:rFonts="맑은 고딕">
+          <w:rFonts w:ascii="맑은 고딕" w:hAnsi="맑은 고딕" w:eastAsia="맑은 고딕"/>
+          <w:b/>
+          <w:color w:val="1F2937"/>
+          <w:sz w:val="21"/>
+        </w:rPr>
+        <w:t xml:space="preserve">아티스트: </w:t>
+      </w:r>
       <w:r>
         <w:rPr w:rFonts="맑은 고딕">
           <w:rFonts w:ascii="맑은 고딕" w:hAnsi="맑은 고딕" w:eastAsia="맑은 고딕"/>
           <w:b w:val="0"/>
           <w:sz w:val="21"/>
         </w:rPr>
-        <w:t>첫 트랙인 &lt;Highway Star&gt;는 아드레날린을 자극하는 속도감과 완벽하게 짜인 기타·오르간 솔로의 하모니로 하드 록 드라이빙 트랙의 모범을 제시합니다. 록 역사상 가장 유명한 4음의 리프(Riff)로 시작되는 &lt;Smoke on the Water&gt;는 몽트뢰 화재 사건의 생생한 서사를 담아낸 불멸의 고전이며, &lt;Lazy&gt;에서는 블루스에 기반을 둔 즉흥 연주의 진수를 선사합니다. 음반의 대미를 장식하는 &lt;Space Truckin'&gt;은 우주적 상상력과 웅장한 사운드 텍스처가 결합한 트랙으로, 딥 퍼플이 가진 거대한 파괴력을 유감없이 드러냅니다.</w:t>
+        <w:t>Deep Purple (딥 퍼플)</w:t>
       </w:r>
     </w:p>
     <w:p>
       <w:pPr>
-        <w:spacing w:line="312" w:lineRule="auto" w:after="120"/>
+        <w:spacing w:line="324" w:lineRule="auto" w:after="80"/>
       </w:pPr>
+      <w:r>
+        <w:rPr w:rFonts="맑은 고딕">
+          <w:rFonts w:ascii="맑은 고딕" w:hAnsi="맑은 고딕" w:eastAsia="맑은 고딕"/>
+          <w:b w:val="0"/>
+          <w:color w:val="6B7280"/>
+          <w:sz w:val="21"/>
+        </w:rPr>
+        <w:t xml:space="preserve">· </w:t>
+      </w:r>
+      <w:r>
+        <w:rPr w:rFonts="맑은 고딕">
+          <w:rFonts w:ascii="맑은 고딕" w:hAnsi="맑은 고딕" w:eastAsia="맑은 고딕"/>
+          <w:b/>
+          <w:color w:val="1F2937"/>
+          <w:sz w:val="21"/>
+        </w:rPr>
+        <w:t xml:space="preserve">발매 정보: </w:t>
+      </w:r>
       <w:r>
         <w:rPr w:rFonts="맑은 고딕">
           <w:rFonts w:ascii="맑은 고딕" w:hAnsi="맑은 고딕" w:eastAsia="맑은 고딕"/>
           <w:b w:val="0"/>
           <w:sz w:val="21"/>
         </w:rPr>
-        <w:t>《Machine Head》는 단순히 선율과 리듬의 조합을 넘어, 1970년대 아날로그 녹음 기술의 정점과 멤버 전원의 압도적인 기량이 만난 역사적 기록물입니다. 반세기가 지난 지금 들어도 완벽한 믹싱과 생동감 넘치는 연주는 여전히 깊은 울림을 주며, LP의 그루브를 통해 전해지는 육중한 사운드는 록 음악이 지닌 진정한 미학을 다시금 체감하게 만듭니다.</w:t>
+        <w:t>1972년 3월 25일(영국 Purple Records, 미국 Warner Bros.)에 발매되었으며, 롤링 스톤스 모바일 스튜디오를 통해 스위스 몽트뢰의 그랜드 호텔 복도와 방에서 원초적인 공간감을 살려 녹음된 딥 퍼플 클래식 라인업(Mark II)의 여섯 번째 스튜디오 앨범입니다.</w:t>
+      </w:r>
+    </w:p>
+    <w:p>
+      <w:pPr>
+        <w:spacing w:line="324" w:lineRule="auto" w:after="80"/>
+      </w:pPr>
+      <w:r>
+        <w:rPr w:rFonts="맑은 고딕">
+          <w:rFonts w:ascii="맑은 고딕" w:hAnsi="맑은 고딕" w:eastAsia="맑은 고딕"/>
+          <w:b w:val="0"/>
+          <w:color w:val="6B7280"/>
+          <w:sz w:val="21"/>
+        </w:rPr>
+        <w:t xml:space="preserve">· </w:t>
+      </w:r>
+      <w:r>
+        <w:rPr w:rFonts="맑은 고딕">
+          <w:rFonts w:ascii="맑은 고딕" w:hAnsi="맑은 고딕" w:eastAsia="맑은 고딕"/>
+          <w:b/>
+          <w:color w:val="1F2937"/>
+          <w:sz w:val="21"/>
+        </w:rPr>
+        <w:t xml:space="preserve">LP 인기도(판매량): </w:t>
+      </w:r>
+      <w:r>
+        <w:rPr w:rFonts="맑은 고딕">
+          <w:rFonts w:ascii="맑은 고딕" w:hAnsi="맑은 고딕" w:eastAsia="맑은 고딕"/>
+          <w:b w:val="0"/>
+          <w:sz w:val="21"/>
+        </w:rPr>
+        <w:t>발매 직후 영국 앨범 차트 1위, 미국 빌보드 200 차트 7위를 기록하였으며, 미국 내에서만 200만 장 이상의 판매고를 올리며 RIAA 더블 플래티넘을 달성하는 등 전 세계적인 상업적 대성공을 거두었습니다.</w:t>
+      </w:r>
+    </w:p>
+    <w:p>
+      <w:pPr>
+        <w:spacing w:line="324" w:lineRule="auto" w:after="80"/>
+      </w:pPr>
+      <w:r>
+        <w:rPr w:rFonts="맑은 고딕">
+          <w:rFonts w:ascii="맑은 고딕" w:hAnsi="맑은 고딕" w:eastAsia="맑은 고딕"/>
+          <w:b w:val="0"/>
+          <w:color w:val="6B7280"/>
+          <w:sz w:val="21"/>
+        </w:rPr>
+        <w:t xml:space="preserve">· </w:t>
+      </w:r>
+      <w:r>
+        <w:rPr w:rFonts="맑은 고딕">
+          <w:rFonts w:ascii="맑은 고딕" w:hAnsi="맑은 고딕" w:eastAsia="맑은 고딕"/>
+          <w:b/>
+          <w:color w:val="1F2937"/>
+          <w:sz w:val="21"/>
+        </w:rPr>
+        <w:t xml:space="preserve">각종 수상경력: </w:t>
+      </w:r>
+      <w:r>
+        <w:rPr w:rFonts="맑은 고딕">
+          <w:rFonts w:ascii="맑은 고딕" w:hAnsi="맑은 고딕" w:eastAsia="맑은 고딕"/>
+          <w:b w:val="0"/>
+          <w:sz w:val="21"/>
+        </w:rPr>
+        <w:t>롤링 스톤 선정 '역사상 가장 위대한 앨범 500선' 및 Q 매거진, 케랑!(Kerrang!) 등의 명반 리스트에 지속적으로 이름을 올렸으며, 2016년 딥 퍼플의 로큰롤 명예의 전당 헌액을 견인한 핵심 앨범으로 음악사적 권위를 확고히 인정받고 있습니다.</w:t>
+      </w:r>
+    </w:p>
+    <w:p>
+      <w:pPr>
+        <w:spacing w:line="324" w:lineRule="auto" w:before="200" w:after="80"/>
+      </w:pPr>
+      <w:r>
+        <w:rPr w:rFonts="맑은 고딕">
+          <w:rFonts w:ascii="맑은 고딕" w:hAnsi="맑은 고딕" w:eastAsia="맑은 고딕"/>
+          <w:b/>
+          <w:color w:val="1E3A8A"/>
+          <w:sz w:val="24"/>
+        </w:rPr>
+        <w:t>2. 아티스트 정보</w:t>
+      </w:r>
+    </w:p>
+    <w:p>
+      <w:pPr>
+        <w:spacing w:line="324" w:lineRule="auto" w:after="80"/>
+      </w:pPr>
+      <w:r>
+        <w:rPr w:rFonts="맑은 고딕">
+          <w:rFonts w:ascii="맑은 고딕" w:hAnsi="맑은 고딕" w:eastAsia="맑은 고딕"/>
+          <w:b w:val="0"/>
+          <w:color w:val="6B7280"/>
+          <w:sz w:val="21"/>
+        </w:rPr>
+        <w:t xml:space="preserve">· </w:t>
+      </w:r>
+      <w:r>
+        <w:rPr w:rFonts="맑은 고딕">
+          <w:rFonts w:ascii="맑은 고딕" w:hAnsi="맑은 고딕" w:eastAsia="맑은 고딕"/>
+          <w:b/>
+          <w:color w:val="1F2937"/>
+          <w:sz w:val="21"/>
+        </w:rPr>
+        <w:t xml:space="preserve">국적: </w:t>
+      </w:r>
+      <w:r>
+        <w:rPr w:rFonts="맑은 고딕">
+          <w:rFonts w:ascii="맑은 고딕" w:hAnsi="맑은 고딕" w:eastAsia="맑은 고딕"/>
+          <w:b w:val="0"/>
+          <w:sz w:val="21"/>
+        </w:rPr>
+        <w:t>영국 (United Kingdom)</w:t>
+      </w:r>
+    </w:p>
+    <w:p>
+      <w:pPr>
+        <w:spacing w:line="324" w:lineRule="auto" w:after="80"/>
+      </w:pPr>
+      <w:r>
+        <w:rPr w:rFonts="맑은 고딕">
+          <w:rFonts w:ascii="맑은 고딕" w:hAnsi="맑은 고딕" w:eastAsia="맑은 고딕"/>
+          <w:b w:val="0"/>
+          <w:color w:val="6B7280"/>
+          <w:sz w:val="21"/>
+        </w:rPr>
+        <w:t xml:space="preserve">· </w:t>
+      </w:r>
+      <w:r>
+        <w:rPr w:rFonts="맑은 고딕">
+          <w:rFonts w:ascii="맑은 고딕" w:hAnsi="맑은 고딕" w:eastAsia="맑은 고딕"/>
+          <w:b/>
+          <w:color w:val="1F2937"/>
+          <w:sz w:val="21"/>
+        </w:rPr>
+        <w:t xml:space="preserve">생몰년도: </w:t>
+      </w:r>
+      <w:r>
+        <w:rPr w:rFonts="맑은 고딕">
+          <w:rFonts w:ascii="맑은 고딕" w:hAnsi="맑은 고딕" w:eastAsia="맑은 고딕"/>
+          <w:b w:val="0"/>
+          <w:sz w:val="21"/>
+        </w:rPr>
+        <w:t>1968년 결성 ~ 현재 활동 중</w:t>
+      </w:r>
+    </w:p>
+    <w:p>
+      <w:pPr>
+        <w:spacing w:line="324" w:lineRule="auto" w:after="80"/>
+      </w:pPr>
+      <w:r>
+        <w:rPr w:rFonts="맑은 고딕">
+          <w:rFonts w:ascii="맑은 고딕" w:hAnsi="맑은 고딕" w:eastAsia="맑은 고딕"/>
+          <w:b w:val="0"/>
+          <w:color w:val="6B7280"/>
+          <w:sz w:val="21"/>
+        </w:rPr>
+        <w:t xml:space="preserve">· </w:t>
+      </w:r>
+      <w:r>
+        <w:rPr w:rFonts="맑은 고딕">
+          <w:rFonts w:ascii="맑은 고딕" w:hAnsi="맑은 고딕" w:eastAsia="맑은 고딕"/>
+          <w:b/>
+          <w:color w:val="1F2937"/>
+          <w:sz w:val="21"/>
+        </w:rPr>
+        <w:t xml:space="preserve">그룹 소속: </w:t>
+      </w:r>
+      <w:r>
+        <w:rPr w:rFonts="맑은 고딕">
+          <w:rFonts w:ascii="맑은 고딕" w:hAnsi="맑은 고딕" w:eastAsia="맑은 고딕"/>
+          <w:b w:val="0"/>
+          <w:sz w:val="21"/>
+        </w:rPr>
+        <w:t>5인조 록 밴드 (본작 녹음 멤버: 이언 길런, 리치 블랙모어, 존 로드, 로저 글로버, 이언 페이스)</w:t>
+      </w:r>
+    </w:p>
+    <w:p>
+      <w:pPr>
+        <w:spacing w:line="324" w:lineRule="auto" w:after="80"/>
+      </w:pPr>
+      <w:r>
+        <w:rPr w:rFonts="맑은 고딕">
+          <w:rFonts w:ascii="맑은 고딕" w:hAnsi="맑은 고딕" w:eastAsia="맑은 고딕"/>
+          <w:b w:val="0"/>
+          <w:color w:val="6B7280"/>
+          <w:sz w:val="21"/>
+        </w:rPr>
+        <w:t xml:space="preserve">· </w:t>
+      </w:r>
+      <w:r>
+        <w:rPr w:rFonts="맑은 고딕">
+          <w:rFonts w:ascii="맑은 고딕" w:hAnsi="맑은 고딕" w:eastAsia="맑은 고딕"/>
+          <w:b/>
+          <w:color w:val="1F2937"/>
+          <w:sz w:val="21"/>
+        </w:rPr>
+        <w:t xml:space="preserve">아티스트 소개: </w:t>
+      </w:r>
+      <w:r>
+        <w:rPr w:rFonts="맑은 고딕">
+          <w:rFonts w:ascii="맑은 고딕" w:hAnsi="맑은 고딕" w:eastAsia="맑은 고딕"/>
+          <w:b w:val="0"/>
+          <w:sz w:val="21"/>
+        </w:rPr>
+        <w:t>딥 퍼플은 바흐와 베토벤의 대위법적 클래식 양식을 헤비 록의 골조에 이식하여 하드 록과 네오클래시컬 메탈의 기틀을 완성한 전설적인 밴드입니다. 즉흥 연주의 유려함과 정교한 테크닉, 그리고 압도적인 에너지로 1970년대 브리티시 인베이전과 록 르네상스를 이끌며 전 세계 음악 애호가들에게 깊은 영감을 심어주었습니다.</w:t>
+      </w:r>
+    </w:p>
+    <w:p>
+      <w:pPr>
+        <w:spacing w:line="324" w:lineRule="auto" w:before="200" w:after="80"/>
+      </w:pPr>
+      <w:r>
+        <w:rPr w:rFonts="맑은 고딕">
+          <w:rFonts w:ascii="맑은 고딕" w:hAnsi="맑은 고딕" w:eastAsia="맑은 고딕"/>
+          <w:b/>
+          <w:color w:val="1E3A8A"/>
+          <w:sz w:val="24"/>
+        </w:rPr>
+        <w:t>3. 음반 상세 분석</w:t>
+      </w:r>
+    </w:p>
+    <w:p>
+      <w:pPr>
+        <w:spacing w:line="324" w:lineRule="auto" w:after="80"/>
+      </w:pPr>
+      <w:r>
+        <w:rPr w:rFonts="맑은 고딕">
+          <w:rFonts w:ascii="맑은 고딕" w:hAnsi="맑은 고딕" w:eastAsia="맑은 고딕"/>
+          <w:b w:val="0"/>
+          <w:color w:val="6B7280"/>
+          <w:sz w:val="21"/>
+        </w:rPr>
+        <w:t xml:space="preserve">· </w:t>
+      </w:r>
+      <w:r>
+        <w:rPr w:rFonts="맑은 고딕">
+          <w:rFonts w:ascii="맑은 고딕" w:hAnsi="맑은 고딕" w:eastAsia="맑은 고딕"/>
+          <w:b/>
+          <w:color w:val="1F2937"/>
+          <w:sz w:val="21"/>
+        </w:rPr>
+        <w:t xml:space="preserve">역사적 위치: </w:t>
+      </w:r>
+      <w:r>
+        <w:rPr w:rFonts="맑은 고딕">
+          <w:rFonts w:ascii="맑은 고딕" w:hAnsi="맑은 고딕" w:eastAsia="맑은 고딕"/>
+          <w:b w:val="0"/>
+          <w:sz w:val="21"/>
+        </w:rPr>
+        <w:t>레드 제플린, 블랙 사바스와 함께 헤비 록의 삼위일체를 완성한 본 앨범은, 단순히 거친 음향의 나열에 그치지 않고 바로크 음악의 구조적 긴장감을 하드 록으로 완벽히 번안해 낸 음악사적 이정표입니다. 장르를 초월해 록 음악이 오케스트라적 웅장함과 지적인 정교함을 동시에 성취할 수 있음을 입증하며 후대의 수많은 록 및 메탈 밴드들에게 마르지 않는 영감의 원천이 되었습니다.</w:t>
+      </w:r>
+    </w:p>
+    <w:p>
+      <w:pPr>
+        <w:spacing w:line="324" w:lineRule="auto" w:after="80"/>
+      </w:pPr>
+      <w:r>
+        <w:rPr w:rFonts="맑은 고딕">
+          <w:rFonts w:ascii="맑은 고딕" w:hAnsi="맑은 고딕" w:eastAsia="맑은 고딕"/>
+          <w:b w:val="0"/>
+          <w:color w:val="6B7280"/>
+          <w:sz w:val="21"/>
+        </w:rPr>
+        <w:t xml:space="preserve">· </w:t>
+      </w:r>
+      <w:r>
+        <w:rPr w:rFonts="맑은 고딕">
+          <w:rFonts w:ascii="맑은 고딕" w:hAnsi="맑은 고딕" w:eastAsia="맑은 고딕"/>
+          <w:b/>
+          <w:color w:val="1F2937"/>
+          <w:sz w:val="21"/>
+        </w:rPr>
+        <w:t xml:space="preserve">시대의 흔적(스토리텔링): </w:t>
+      </w:r>
+      <w:r>
+        <w:rPr w:rFonts="맑은 고딕">
+          <w:rFonts w:ascii="맑은 고딕" w:hAnsi="맑은 고딕" w:eastAsia="맑은 고딕"/>
+          <w:b w:val="0"/>
+          <w:sz w:val="21"/>
+        </w:rPr>
+        <w:t>1971년 12월, 프랭크 자파의 공연 중 관객의 조명탄 오발로 몽트뢰 카지노가 화염에 휩싸이고 레만 호수 위로 짙은 연기가 깔리던 그 비극적인 밤, 멤버들이 창밖을 바라보며 느꼈던 서늘한 충격은 역설적이게도 록 역사상 가장 위대한 명곡 "Smoke on the Water"로 환생하였습니다. 베트남 전쟁과 사회적 격변 속에서 방황하던 당시의 청춘들에게, 몽트뢰의 호텔 복도를 울리며 녹음된 이 거친 호흡은 불안한 시대를 관통하는 해방의 사운드트랙이자 뜨거운 청춘의 송가였습니다.</w:t>
+      </w:r>
+    </w:p>
+    <w:p>
+      <w:pPr>
+        <w:spacing w:line="324" w:lineRule="auto" w:before="200" w:after="80"/>
+      </w:pPr>
+      <w:r>
+        <w:rPr w:rFonts="맑은 고딕">
+          <w:rFonts w:ascii="맑은 고딕" w:hAnsi="맑은 고딕" w:eastAsia="맑은 고딕"/>
+          <w:b/>
+          <w:color w:val="1E3A8A"/>
+          <w:sz w:val="24"/>
+        </w:rPr>
+        <w:t>4. 주요 수록곡 및 감상 제언</w:t>
+      </w:r>
+    </w:p>
+    <w:p>
+      <w:pPr>
+        <w:spacing w:line="324" w:lineRule="auto" w:after="80"/>
+      </w:pPr>
+      <w:r>
+        <w:rPr w:rFonts="맑은 고딕">
+          <w:rFonts w:ascii="맑은 고딕" w:hAnsi="맑은 고딕" w:eastAsia="맑은 고딕"/>
+          <w:b w:val="0"/>
+          <w:color w:val="6B7280"/>
+          <w:sz w:val="21"/>
+        </w:rPr>
+        <w:t xml:space="preserve">· </w:t>
+      </w:r>
+      <w:r>
+        <w:rPr w:rFonts="맑은 고딕">
+          <w:rFonts w:ascii="맑은 고딕" w:hAnsi="맑은 고딕" w:eastAsia="맑은 고딕"/>
+          <w:b/>
+          <w:color w:val="1F2937"/>
+          <w:sz w:val="21"/>
+        </w:rPr>
+        <w:t xml:space="preserve">주요 수록곡 특징: </w:t>
+      </w:r>
+      <w:r>
+        <w:rPr w:rFonts="맑은 고딕">
+          <w:rFonts w:ascii="맑은 고딕" w:hAnsi="맑은 고딕" w:eastAsia="맑은 고딕"/>
+          <w:b w:val="0"/>
+          <w:sz w:val="21"/>
+        </w:rPr>
+        <w:t>첫 곡 "Highway Star"는 바흐의 프렐류드를 연상시키는 바로크풍의 완벽한 기타 및 오르간 솔로와 질주하는 리듬이 빚어내는 속도미의 극치를 보여주며, 인류 역사상 가장 유명한 4음 리프를 지닌 "Smoke on the Water"는 극적인 서사성과 묵직한 미학으로 압도적인 감흥을 자아냅니다. 또한 훵키한 베이스 라인과 속도감 넘치는 인터플레이가 빛나는 "Lazy", 치밀한 구성 속에 처연한 서정성을 품은 "Child in Time"의 연장선 같은 명연주곡 "Pictures of Home"에 이르기까지 전 곡이 빈틈없는 완성도를 자랑합니다.</w:t>
+      </w:r>
+    </w:p>
+    <w:p>
+      <w:pPr>
+        <w:spacing w:line="324" w:lineRule="auto" w:after="80"/>
+      </w:pPr>
+      <w:r>
+        <w:rPr w:rFonts="맑은 고딕">
+          <w:rFonts w:ascii="맑은 고딕" w:hAnsi="맑은 고딕" w:eastAsia="맑은 고딕"/>
+          <w:b w:val="0"/>
+          <w:color w:val="6B7280"/>
+          <w:sz w:val="21"/>
+        </w:rPr>
+        <w:t xml:space="preserve">· </w:t>
+      </w:r>
+      <w:r>
+        <w:rPr w:rFonts="맑은 고딕">
+          <w:rFonts w:ascii="맑은 고딕" w:hAnsi="맑은 고딕" w:eastAsia="맑은 고딕"/>
+          <w:b/>
+          <w:color w:val="1F2937"/>
+          <w:sz w:val="21"/>
+        </w:rPr>
+        <w:t xml:space="preserve">빈티지 감상 제언: </w:t>
+      </w:r>
+      <w:r>
+        <w:rPr w:rFonts="맑은 고딕">
+          <w:rFonts w:ascii="맑은 고딕" w:hAnsi="맑은 고딕" w:eastAsia="맑은 고딕"/>
+          <w:b w:val="0"/>
+          <w:sz w:val="21"/>
+        </w:rPr>
+        <w:t>진공관 앰프의 온기가 회로를 데우고 턴테이블의 바늘이 묵직한 바이닐의 소릿골에 내려앉을 때, 디지털 음원에서는 결코 체감할 수 없는 호텔 복도의 자연스러운 공명감과 공기의 밀도가 방 안을 가득 채웁니다. 존 로드가 마샬 앰프에 직결하여 뽑아낸 거칠고 육중한 해먼드 C3 오르간의 저음과 리치 블랙모어의 날카로우면서도 기름진 펜더 기타 톤이 진공관 특유의 배음과 어우러지며, 이언 페이스의 역동적인 심벌 워크가 귓가에 살아 숨 쉬는 듯한 현장감을 선사합니다.</w:t>
+      </w:r>
+    </w:p>
+    <w:p>
+      <w:pPr>
+        <w:spacing w:line="324" w:lineRule="auto" w:after="80"/>
+      </w:pPr>
+      <w:r>
+        <w:rPr w:rFonts="맑은 고딕">
+          <w:rFonts w:ascii="맑은 고딕" w:hAnsi="맑은 고딕" w:eastAsia="맑은 고딕"/>
+          <w:b w:val="0"/>
+          <w:color w:val="6B7280"/>
+          <w:sz w:val="21"/>
+        </w:rPr>
+        <w:t xml:space="preserve">· </w:t>
+      </w:r>
+      <w:r>
+        <w:rPr w:rFonts="맑은 고딕">
+          <w:rFonts w:ascii="맑은 고딕" w:hAnsi="맑은 고딕" w:eastAsia="맑은 고딕"/>
+          <w:b/>
+          <w:color w:val="1F2937"/>
+          <w:sz w:val="21"/>
+        </w:rPr>
+        <w:t xml:space="preserve">소장 가치: </w:t>
+      </w:r>
+      <w:r>
+        <w:rPr w:rFonts="맑은 고딕">
+          <w:rFonts w:ascii="맑은 고딕" w:hAnsi="맑은 고딕" w:eastAsia="맑은 고딕"/>
+          <w:b w:val="0"/>
+          <w:sz w:val="21"/>
+        </w:rPr>
+        <w:t>『MACHINE HEAD』 LP는 록 역사의 황금기가 남긴 가장 찬란한 유물이자, 게이트폴드 커버 안에 담긴 사진들과 몽트뢰의 공기가 고스란히 봉인된 예술품입니다. 세월의 흐름에 따라 깊어지는 아날로그 바이닐의 질감과 함께, 클래식 애호가에게는 록의 지적 정교함을, 팝 애호가에게는 전율 어린 서사시를 건네주는 필청 음반으로서 영구적인 소장 가치를 지닙니다.</w:t>
+      </w:r>
+    </w:p>
+    <w:p>
+      <w:pPr>
+        <w:spacing w:line="324" w:lineRule="auto" w:after="120" w:before="160"/>
+      </w:pPr>
+      <w:r>
+        <w:rPr w:rFonts="맑은 고딕">
+          <w:rFonts w:ascii="맑은 고딕" w:hAnsi="맑은 고딕" w:eastAsia="맑은 고딕"/>
+          <w:b/>
+          <w:color w:val="4338CA"/>
+          <w:sz w:val="21"/>
+        </w:rPr>
+        <w:t>이 음반을 통해 제네바 호숫가의 불꽃 속에서 피어난 거친 숨결과 시대를 초월한 아날로그 사운드가 전해주는 감동을 다시 한번 경험해 보시는 것은 어떨까요?</w:t>
       </w:r>
     </w:p>
     <w:sectPr>
       <w:pgSz w:w="12240" w:h="15840"/>
-      <w:pgMar w:top="1440" w:right="1440" w:bottom="1440" w:left="1440" w:header="720" w:footer="720" w:gutter="0"/>
+      <w:pgMar w:top="1152" w:right="1296" w:bottom="1152" w:left="1296" w:header="720" w:footer="720" w:gutter="0"/>
       <w:cols w:space="720"/>
       <w:docGrid w:linePitch="360"/>
     </w:sectPr>

--- a/word_reports/LP_0122_위치_104_Deep Purple_MACHINE HEAD.docx
+++ b/word_reports/LP_0122_위치_104_Deep Purple_MACHINE HEAD.docx
@@ -32,7 +32,7 @@
     </w:p>
     <w:p>
       <w:pPr>
-        <w:spacing w:line="324" w:lineRule="auto" w:before="80" w:after="160"/>
+        <w:spacing w:line="324" w:lineRule="auto" w:before="80" w:after="120"/>
       </w:pPr>
       <w:r>
         <w:rPr w:rFonts="맑은 고딕">
@@ -42,13 +42,6 @@
           <w:sz w:val="22"/>
         </w:rPr>
         <w:t xml:space="preserve">[음반 소개] </w:t>
-      </w:r>
-      <w:r>
-        <w:rPr w:rFonts="맑은 고딕">
-          <w:rFonts w:ascii="맑은 고딕" w:hAnsi="맑은 고딕" w:eastAsia="맑은 고딕"/>
-          <w:b w:val="0"/>
-          <w:sz w:val="21"/>
-        </w:rPr>
       </w:r>
     </w:p>
     <w:p>
@@ -61,7 +54,33 @@
           <w:b w:val="0"/>
           <w:sz w:val="21"/>
         </w:rPr>
-        <w:t>1972년 봄, 록 음악의 거대한 분수령을 이루며 세상에 울려 퍼진 딥 퍼플의 『MACHINE HEAD』는 하드 록과 헤비메탈의 문법을 정초한 불멸의 걸작입니다. 스위스 몽트뢰의 서늘한 호숫가에서 피어오른 불꽃과 연기 속에서 잉태된 이 음반은, 클래식의 엄격한 형식미와 블루스의 원초적 폭발력을 결합하여 록 음악을 예술적 차원으로 끌어올렸습니다. 리치 블랙모어의 날카로운 스트라토캐스터 기타와 존 로드의 웅장한 해먼드 오르간, 그리고 이언 길런의 포효하는 보컬이 빚어내는 완벽한 조화는 반세기가 흐른 지금까지도 가슴 벅찬 전율과 숭고한 카타르시스를 선사합니다. 청명한 아날로그 그루브 속에서 숨 쉬는 이 앨범은 시대를 초월하여 영원히 박동하는 록의 심장이자, 클래식과 록 애호가 모두의 서재에 반드시 헌정되어야 할 기념비적 유산입니다.</w:t>
+        <w:t>1971년 12월, 스위스 제네바 호숫가의 고요한 휴양 도시 몽트뢰는 한 줄기 연기와 함께 영원히 바래지 않을 록 음악사의 성지로 변모했습니다. 카지노 극장에서 열린 프랭크 자파의 공연 중 발생한 불의의 화재는 모든 것을 앗아가는 듯했으나, 딥 퍼플(Deep Purple)의 다섯 거장에게는 도리어 불멸의 예술혼을 일깨우는 도화선이 되었습니다. 이동식 녹음 스튜디오(Rolling Stones Mobile Studio)를 한겨울의 버려진 그랜드 호텔 복도에 세워두고, 매서운 추위와 열악한 환경 속에서 피워 올린 이들의 응집된 에너지는 이듬해 봄, 록 역사상 가장 위대한 금자탑 중 하나인 본작 [MACHINE HEAD]로 찬연하게 결실을 맺었습니다.</w:t>
+      </w:r>
+    </w:p>
+    <w:p>
+      <w:pPr>
+        <w:spacing w:line="324" w:lineRule="auto" w:after="120"/>
+      </w:pPr>
+      <w:r>
+        <w:rPr w:rFonts="맑은 고딕">
+          <w:rFonts w:ascii="맑은 고딕" w:hAnsi="맑은 고딕" w:eastAsia="맑은 고딕"/>
+          <w:b w:val="0"/>
+          <w:sz w:val="21"/>
+        </w:rPr>
+        <w:t>본 음반은 딥 퍼플의 황금기를 상징하는 '마크 투(Mk II)' 라인업의 테크닉과 음악적 철학이 정점에 달했음을 웅변합니다. 리치 블랙모어의 엄격하면서도 유려한 클래시컬 기타 주법, 존 로드가 창조해 낸 육중한 하몬드 오르간의 배음, 이언 페이스의 정교하고 역동적인 드러밍, 로저 글로버의 묵직한 베이스 라인, 그리고 이언 길런의 폭발적이면서도 서정적인 보컬이 한데 엉켜 빈틈없는 건축미를 자아냅니다. 이들은 블루스에 뿌리를 둔 기존의 하드록을 넘어, 바흐를 연상시키는 바로크 음악의 정교한 대위법과 속주를 록 앙상블에 성공적으로 안착시키며 훗날 네오 클래시컬 메탈과 헤비사운드의 근원적인 청사진을 완성해 냈습니다.</w:t>
+      </w:r>
+    </w:p>
+    <w:p>
+      <w:pPr>
+        <w:spacing w:line="324" w:lineRule="auto" w:after="120"/>
+      </w:pPr>
+      <w:r>
+        <w:rPr w:rFonts="맑은 고딕">
+          <w:rFonts w:ascii="맑은 고딕" w:hAnsi="맑은 고딕" w:eastAsia="맑은 고딕"/>
+          <w:b w:val="0"/>
+          <w:sz w:val="21"/>
+        </w:rPr>
+        <w:t>세월의 풍파 속에서도 [MACHINE HEAD]가 지닌 울림이 퇴색하지 않는 까닭은, 단순한 소리의 굉음을 넘어선 '찰나의 진정성'이 아날로그 그루브 속에 고스란히 각인되어 있기 때문입니다. 급조된 호텔 복도의 자연 리버브가 만들어낸 공간감, 연주자들 사이의 숨결과 긴장감이 고스란히 묻어나는 즉흥성은 오늘날 디지털 기술이 결코 흉내 낼 수 없는 서사적 감동을 전합니다. 그것은 당대 청춘들의 억눌린 해방구이자, 시대를 초월하여 듣는 이의 심장을 고동치게 만드는 순수한 생명력의 현현입니다.</w:t>
       </w:r>
     </w:p>
     <w:p>
@@ -168,7 +187,7 @@
           <w:b w:val="0"/>
           <w:sz w:val="21"/>
         </w:rPr>
-        <w:t>1972년 3월 25일(영국 Purple Records, 미국 Warner Bros.)에 발매되었으며, 롤링 스톤스 모바일 스튜디오를 통해 스위스 몽트뢰의 그랜드 호텔 복도와 방에서 원초적인 공간감을 살려 녹음된 딥 퍼플 클래식 라인업(Mark II)의 여섯 번째 스튜디오 앨범입니다.</w:t>
+        <w:t>1971년 12월 스위스 몽트뢰 그랜드 호텔에서 녹음되어 1972년 3월 퍼플 레코드(Purple Records)를 통해 공식 발매된 딥 퍼플의 정규 6집 앨범이자 하드록의 역사적 기념비.</w:t>
       </w:r>
     </w:p>
     <w:p>
@@ -199,7 +218,7 @@
           <w:b w:val="0"/>
           <w:sz w:val="21"/>
         </w:rPr>
-        <w:t>발매 직후 영국 앨범 차트 1위, 미국 빌보드 200 차트 7위를 기록하였으며, 미국 내에서만 200만 장 이상의 판매고를 올리며 RIAA 더블 플래티넘을 달성하는 등 전 세계적인 상업적 대성공을 거두었습니다.</w:t>
+        <w:t>발매 직후 영국 앨범 차트 1위, 미국 빌보드 200 차트 7위에 올랐으며, 미국 내에서만 200만 장 이상의 판매고(더블 플래티넘)를 기록하는 등 전 세계적인 상업적 대성공을 거둠.</w:t>
       </w:r>
     </w:p>
     <w:p>
@@ -230,7 +249,7 @@
           <w:b w:val="0"/>
           <w:sz w:val="21"/>
         </w:rPr>
-        <w:t>롤링 스톤 선정 '역사상 가장 위대한 앨범 500선' 및 Q 매거진, 케랑!(Kerrang!) 등의 명반 리스트에 지속적으로 이름을 올렸으며, 2016년 딥 퍼플의 로큰롤 명예의 전당 헌액을 견인한 핵심 앨범으로 음악사적 권위를 확고히 인정받고 있습니다.</w:t>
+        <w:t>롤링 스톤(Rolling Stone) 선정 '역사상 가장 위대한 앨범 500선', Q 매거진 및 클래식 록 매거진 등 유수 평단이 선정한 '가장 위대한 록 앨범'에 영구히 헌액됨.</w:t>
       </w:r>
     </w:p>
     <w:p>
@@ -306,7 +325,7 @@
           <w:b w:val="0"/>
           <w:sz w:val="21"/>
         </w:rPr>
-        <w:t>1968년 결성 ~ 현재 활동 중</w:t>
+        <w:t>1968년 결성</w:t>
       </w:r>
     </w:p>
     <w:p>
@@ -337,7 +356,7 @@
           <w:b w:val="0"/>
           <w:sz w:val="21"/>
         </w:rPr>
-        <w:t>5인조 록 밴드 (본작 녹음 멤버: 이언 길런, 리치 블랙모어, 존 로드, 로저 글로버, 이언 페이스)</w:t>
+        <w:t>5인조 그룹 (리치 블랙모어, 이언 길런, 로저 글로버, 존 로드, 이언 페이스)</w:t>
       </w:r>
     </w:p>
     <w:p>
@@ -368,7 +387,7 @@
           <w:b w:val="0"/>
           <w:sz w:val="21"/>
         </w:rPr>
-        <w:t>딥 퍼플은 바흐와 베토벤의 대위법적 클래식 양식을 헤비 록의 골조에 이식하여 하드 록과 네오클래시컬 메탈의 기틀을 완성한 전설적인 밴드입니다. 즉흥 연주의 유려함과 정교한 테크닉, 그리고 압도적인 에너지로 1970년대 브리티시 인베이전과 록 르네상스를 이끌며 전 세계 음악 애호가들에게 깊은 영감을 심어주었습니다.</w:t>
+        <w:t>레드 제플린, 블랙 사바스와 함께 브리티시 하드록의 삼두마차로 불리며, 클래식의 구조적 엄결함과 블루스의 폭발력을 결합하여 헤비메탈의 기틀을 닦은 전설적인 밴드입니다.</w:t>
       </w:r>
     </w:p>
     <w:p>
@@ -413,7 +432,7 @@
           <w:b w:val="0"/>
           <w:sz w:val="21"/>
         </w:rPr>
-        <w:t>레드 제플린, 블랙 사바스와 함께 헤비 록의 삼위일체를 완성한 본 앨범은, 단순히 거친 음향의 나열에 그치지 않고 바로크 음악의 구조적 긴장감을 하드 록으로 완벽히 번안해 낸 음악사적 이정표입니다. 장르를 초월해 록 음악이 오케스트라적 웅장함과 지적인 정교함을 동시에 성취할 수 있음을 입증하며 후대의 수많은 록 및 메탈 밴드들에게 마르지 않는 영감의 원천이 되었습니다.</w:t>
+        <w:t>단순한 록 넘버의 모음집을 넘어, 정교한 악기 간 인터플레이와 압도적 연주력으로 하드록을 고도의 예술적 경지로 격상시킨 1970년대 록 르네상스의 절대적 이정표입니다.</w:t>
       </w:r>
     </w:p>
     <w:p>
@@ -444,7 +463,7 @@
           <w:b w:val="0"/>
           <w:sz w:val="21"/>
         </w:rPr>
-        <w:t>1971년 12월, 프랭크 자파의 공연 중 관객의 조명탄 오발로 몽트뢰 카지노가 화염에 휩싸이고 레만 호수 위로 짙은 연기가 깔리던 그 비극적인 밤, 멤버들이 창밖을 바라보며 느꼈던 서늘한 충격은 역설적이게도 록 역사상 가장 위대한 명곡 "Smoke on the Water"로 환생하였습니다. 베트남 전쟁과 사회적 격변 속에서 방황하던 당시의 청춘들에게, 몽트뢰의 호텔 복도를 울리며 녹음된 이 거친 호흡은 불안한 시대를 관통하는 해방의 사운드트랙이자 뜨거운 청춘의 송가였습니다.</w:t>
+        <w:t>베트남 전쟁과 사회적 격변기였던 1970년대 초, 제도권의 규율에 저항하던 청춘들에게 폭발적인 카타르시스를 선사하며 당대 젊은이들의 심리적 해방과 낭만을 대변한 시대의 자화상입니다.</w:t>
       </w:r>
     </w:p>
     <w:p>
@@ -489,7 +508,7 @@
           <w:b w:val="0"/>
           <w:sz w:val="21"/>
         </w:rPr>
-        <w:t>첫 곡 "Highway Star"는 바흐의 프렐류드를 연상시키는 바로크풍의 완벽한 기타 및 오르간 솔로와 질주하는 리듬이 빚어내는 속도미의 극치를 보여주며, 인류 역사상 가장 유명한 4음 리프를 지닌 "Smoke on the Water"는 극적인 서사성과 묵직한 미학으로 압도적인 감흥을 자아냅니다. 또한 훵키한 베이스 라인과 속도감 넘치는 인터플레이가 빛나는 "Lazy", 치밀한 구성 속에 처연한 서정성을 품은 "Child in Time"의 연장선 같은 명연주곡 "Pictures of Home"에 이르기까지 전 곡이 빈틈없는 완성도를 자랑합니다.</w:t>
+        <w:t>클래시컬 아르페지오와 질주감이 완벽한 조화를 이루는 명곡 "Highway Star", 역사상 가장 유명한 4마디 미니멀 리프와 화재의 비극을 드라마틱하게 승화시킨 "Smoke on the Water", 재즈와 블루스의 깊은 감성을 오르간과 기타의 배틀로 풀어낸 서정적 대곡 "Lazy" 등이 수록되어 있습니다.</w:t>
       </w:r>
     </w:p>
     <w:p>
@@ -520,7 +539,7 @@
           <w:b w:val="0"/>
           <w:sz w:val="21"/>
         </w:rPr>
-        <w:t>진공관 앰프의 온기가 회로를 데우고 턴테이블의 바늘이 묵직한 바이닐의 소릿골에 내려앉을 때, 디지털 음원에서는 결코 체감할 수 없는 호텔 복도의 자연스러운 공명감과 공기의 밀도가 방 안을 가득 채웁니다. 존 로드가 마샬 앰프에 직결하여 뽑아낸 거칠고 육중한 해먼드 C3 오르간의 저음과 리치 블랙모어의 날카로우면서도 기름진 펜더 기타 톤이 진공관 특유의 배음과 어우러지며, 이언 페이스의 역동적인 심벌 워크가 귓가에 살아 숨 쉬는 듯한 현장감을 선사합니다.</w:t>
+        <w:t>마샬 앰프를 통과한 존 로드의 하몬드 C3 오르간의 웅장한 디스토션과 리치 블랙모어의 펜더 스트라토캐스터 특유의 날카로운 질감은, 진공관 앰프의 온기와 턴테이블 카트리지가 긁어내는 아날로그 그루브에서 비로소 완벽한 공간감과 생동감으로 되살아납니다.</w:t>
       </w:r>
     </w:p>
     <w:p>
@@ -551,7 +570,7 @@
           <w:b w:val="0"/>
           <w:sz w:val="21"/>
         </w:rPr>
-        <w:t>『MACHINE HEAD』 LP는 록 역사의 황금기가 남긴 가장 찬란한 유물이자, 게이트폴드 커버 안에 담긴 사진들과 몽트뢰의 공기가 고스란히 봉인된 예술품입니다. 세월의 흐름에 따라 깊어지는 아날로그 바이닐의 질감과 함께, 클래식 애호가에게는 록의 지적 정교함을, 팝 애호가에게는 전율 어린 서사시를 건네주는 필청 음반으로서 영구적인 소장 가치를 지닙니다.</w:t>
+        <w:t>하드록/헤비메탈의 태동과 정점이 한 장의 바이닐에 압축된 음반으로, 음악사적 상징성과 아날로그 레코딩의 순수한 정수를 동시에 간직한 모든 오디오파일과 LP 컬렉터의 영원한 필수 소장반입니다.</w:t>
       </w:r>
     </w:p>
     <w:p>
@@ -565,7 +584,7 @@
           <w:color w:val="4338CA"/>
           <w:sz w:val="21"/>
         </w:rPr>
-        <w:t>이 음반을 통해 제네바 호숫가의 불꽃 속에서 피어난 거친 숨결과 시대를 초월한 아날로그 사운드가 전해주는 감동을 다시 한번 경험해 보시는 것은 어떨까요?</w:t>
+        <w:t>이 음반을 통해 거친 화마(火魔) 속에서도 끝내 피어난 찬연한 록의 전설과 아날로그의 순수한 에너지가 전해주는 감동을 다시 한번 경험해 보시는 것은 어떨까요?</w:t>
       </w:r>
     </w:p>
     <w:sectPr>
